--- a/portafolio-dev-2026/blocklabgd/v1.2/contrato/Anexo_A_Bloc_Digital_v4.docx
+++ b/portafolio-dev-2026/blocklabgd/v1.2/contrato/Anexo_A_Bloc_Digital_v4.docx
@@ -7,6 +7,7 @@
         <w:pStyle w:val="Heading1"/>
         <w:bidi w:val="0"/>
         <w:spacing w:before="240" w:after="120"/>
+        <w:ind w:hanging="0" w:start="0"/>
         <w:rPr/>
       </w:pPr>
       <w:r>
@@ -22,9 +23,9 @@
           <w:ilvl w:val="0"/>
           <w:numId w:val="0"/>
         </w:numPr>
-        <w:pBdr/>
         <w:bidi w:val="0"/>
         <w:spacing w:before="200" w:after="120"/>
+        <w:ind w:hanging="0" w:start="0"/>
         <w:jc w:val="start"/>
         <w:rPr/>
       </w:pPr>
@@ -117,7 +118,7 @@
         <w:pStyle w:val="BodyText"/>
         <w:numPr>
           <w:ilvl w:val="0"/>
-          <w:numId w:val="2"/>
+          <w:numId w:val="1"/>
         </w:numPr>
         <w:tabs>
           <w:tab w:val="clear" w:pos="1134"/>
@@ -154,7 +155,7 @@
         <w:pStyle w:val="BodyText"/>
         <w:numPr>
           <w:ilvl w:val="0"/>
-          <w:numId w:val="2"/>
+          <w:numId w:val="1"/>
         </w:numPr>
         <w:tabs>
           <w:tab w:val="clear" w:pos="1134"/>
@@ -180,7 +181,7 @@
         <w:pStyle w:val="BodyText"/>
         <w:numPr>
           <w:ilvl w:val="0"/>
-          <w:numId w:val="2"/>
+          <w:numId w:val="1"/>
         </w:numPr>
         <w:tabs>
           <w:tab w:val="clear" w:pos="1134"/>
@@ -206,7 +207,7 @@
         <w:pStyle w:val="BodyText"/>
         <w:numPr>
           <w:ilvl w:val="0"/>
-          <w:numId w:val="2"/>
+          <w:numId w:val="1"/>
         </w:numPr>
         <w:tabs>
           <w:tab w:val="clear" w:pos="1134"/>
@@ -254,7 +255,7 @@
         <w:pStyle w:val="BodyText"/>
         <w:numPr>
           <w:ilvl w:val="0"/>
-          <w:numId w:val="2"/>
+          <w:numId w:val="1"/>
         </w:numPr>
         <w:tabs>
           <w:tab w:val="clear" w:pos="1134"/>
@@ -300,7 +301,7 @@
         <w:pStyle w:val="BodyText"/>
         <w:numPr>
           <w:ilvl w:val="0"/>
-          <w:numId w:val="2"/>
+          <w:numId w:val="1"/>
         </w:numPr>
         <w:tabs>
           <w:tab w:val="clear" w:pos="1134"/>
@@ -338,7 +339,7 @@
         <w:pStyle w:val="BodyText"/>
         <w:numPr>
           <w:ilvl w:val="0"/>
-          <w:numId w:val="2"/>
+          <w:numId w:val="1"/>
         </w:numPr>
         <w:tabs>
           <w:tab w:val="clear" w:pos="1134"/>
@@ -374,7 +375,7 @@
         <w:pStyle w:val="BodyText"/>
         <w:numPr>
           <w:ilvl w:val="0"/>
-          <w:numId w:val="2"/>
+          <w:numId w:val="1"/>
         </w:numPr>
         <w:tabs>
           <w:tab w:val="clear" w:pos="1134"/>
@@ -400,7 +401,7 @@
         <w:pStyle w:val="BodyText"/>
         <w:numPr>
           <w:ilvl w:val="0"/>
-          <w:numId w:val="2"/>
+          <w:numId w:val="1"/>
         </w:numPr>
         <w:tabs>
           <w:tab w:val="clear" w:pos="1134"/>
@@ -436,7 +437,7 @@
         <w:pStyle w:val="BodyText"/>
         <w:numPr>
           <w:ilvl w:val="0"/>
-          <w:numId w:val="2"/>
+          <w:numId w:val="1"/>
         </w:numPr>
         <w:tabs>
           <w:tab w:val="clear" w:pos="1134"/>
@@ -462,7 +463,7 @@
         <w:pStyle w:val="BodyText"/>
         <w:numPr>
           <w:ilvl w:val="0"/>
-          <w:numId w:val="2"/>
+          <w:numId w:val="1"/>
         </w:numPr>
         <w:tabs>
           <w:tab w:val="clear" w:pos="1134"/>
@@ -488,7 +489,7 @@
         <w:pStyle w:val="BodyText"/>
         <w:numPr>
           <w:ilvl w:val="0"/>
-          <w:numId w:val="2"/>
+          <w:numId w:val="1"/>
         </w:numPr>
         <w:tabs>
           <w:tab w:val="clear" w:pos="1134"/>
@@ -532,7 +533,7 @@
         <w:pStyle w:val="BodyText"/>
         <w:numPr>
           <w:ilvl w:val="0"/>
-          <w:numId w:val="2"/>
+          <w:numId w:val="1"/>
         </w:numPr>
         <w:tabs>
           <w:tab w:val="clear" w:pos="1134"/>
@@ -554,7 +555,7 @@
         <w:pStyle w:val="BodyText"/>
         <w:numPr>
           <w:ilvl w:val="1"/>
-          <w:numId w:val="2"/>
+          <w:numId w:val="1"/>
         </w:numPr>
         <w:tabs>
           <w:tab w:val="clear" w:pos="1134"/>
@@ -581,7 +582,7 @@
         <w:pStyle w:val="BodyText"/>
         <w:numPr>
           <w:ilvl w:val="1"/>
-          <w:numId w:val="2"/>
+          <w:numId w:val="1"/>
         </w:numPr>
         <w:tabs>
           <w:tab w:val="clear" w:pos="1134"/>
@@ -608,7 +609,7 @@
         <w:pStyle w:val="BodyText"/>
         <w:numPr>
           <w:ilvl w:val="1"/>
-          <w:numId w:val="2"/>
+          <w:numId w:val="1"/>
         </w:numPr>
         <w:tabs>
           <w:tab w:val="clear" w:pos="1134"/>
@@ -649,7 +650,7 @@
         <w:pStyle w:val="BodyText"/>
         <w:numPr>
           <w:ilvl w:val="0"/>
-          <w:numId w:val="3"/>
+          <w:numId w:val="2"/>
         </w:numPr>
         <w:tabs>
           <w:tab w:val="clear" w:pos="1134"/>
@@ -668,6 +669,109 @@
       <w:r>
         <w:rPr/>
         <w:t xml:space="preserve"> Lenguajes web y bases de datos relacionales estándar con un servidor dedicado de notificaciones instantáneas (websockets/polling de alta respuesta). Entorno 100% web privado e independiente.</w:t>
+      </w:r>
+    </w:p>
+    <w:p>
+      <w:pPr>
+        <w:pStyle w:val="BodyText"/>
+        <w:numPr>
+          <w:ilvl w:val="0"/>
+          <w:numId w:val="2"/>
+        </w:numPr>
+        <w:tabs>
+          <w:tab w:val="clear" w:pos="1134"/>
+          <w:tab w:val="left" w:pos="709" w:leader="none"/>
+        </w:tabs>
+        <w:bidi w:val="0"/>
+        <w:ind w:hanging="283" w:start="709"/>
+        <w:rPr/>
+      </w:pPr>
+      <w:r>
+        <w:rPr>
+          <w:rStyle w:val="Strong"/>
+        </w:rPr>
+        <w:t>Infraestructura Requerida:</w:t>
+      </w:r>
+      <w:r>
+        <w:rPr/>
+        <w:t xml:space="preserve"> Requiere la contratación de un Servidor Privado Virtual (VPS) y un Nombre de Dominio </w:t>
+      </w:r>
+      <w:r>
+        <w:rPr>
+          <w:rStyle w:val="SourceText"/>
+        </w:rPr>
+        <w:t>.mx</w:t>
+      </w:r>
+      <w:r>
+        <w:rPr/>
+        <w:t xml:space="preserve"> bajo la administración y costo de "EL CLIENTE" (los pagos a terceros aplican conforme al Contrato Marco). Incluye la retención del historial operativo en base de datos por un periodo de 5 años.</w:t>
+      </w:r>
+    </w:p>
+    <w:p>
+      <w:pPr>
+        <w:pStyle w:val="BodyText"/>
+        <w:numPr>
+          <w:ilvl w:val="0"/>
+          <w:numId w:val="2"/>
+        </w:numPr>
+        <w:tabs>
+          <w:tab w:val="clear" w:pos="1134"/>
+          <w:tab w:val="left" w:pos="709" w:leader="none"/>
+        </w:tabs>
+        <w:bidi w:val="0"/>
+        <w:ind w:hanging="283" w:start="709"/>
+        <w:rPr/>
+      </w:pPr>
+      <w:r>
+        <w:rPr>
+          <w:rStyle w:val="Strong"/>
+        </w:rPr>
+        <w:t>Adaptabilidad de Pantallas:</w:t>
+      </w:r>
+      <w:r>
+        <w:rPr/>
+        <w:t xml:space="preserve"> Interfaces optimizadas y 100% responsivas para computadoras de escritorio (Portal de Recepción) y teléfonos móviles (Portal Médico), sujetas a las especificaciones de resolución (1280px a 4K) y restricciones tecnológicas (sin soporte a tabletas ni Apps/PWAs) definidas en la Cláusula Segunda del Contrato Marco.</w:t>
+      </w:r>
+    </w:p>
+    <w:p>
+      <w:pPr>
+        <w:pStyle w:val="BodyText"/>
+        <w:numPr>
+          <w:ilvl w:val="0"/>
+          <w:numId w:val="2"/>
+        </w:numPr>
+        <w:tabs>
+          <w:tab w:val="clear" w:pos="1134"/>
+          <w:tab w:val="left" w:pos="709" w:leader="none"/>
+        </w:tabs>
+        <w:bidi w:val="0"/>
+        <w:ind w:hanging="283" w:start="709"/>
+        <w:rPr/>
+      </w:pPr>
+      <w:r>
+        <w:rPr>
+          <w:rStyle w:val="Strong"/>
+        </w:rPr>
+        <w:t>Fuera de Alcance:</w:t>
+      </w:r>
+      <w:r>
+        <w:rPr/>
+        <w:t xml:space="preserve"> Envíos automatizados por aplicaciones de mensajería (WhatsApp/SMS) y módulo de punto de venta de caja (las exclusiones financieras, pasarelas de pago y obligaciones fiscales aplican conforme al Contrato Marco).</w:t>
+      </w:r>
+    </w:p>
+    <w:p>
+      <w:pPr>
+        <w:pStyle w:val="BodyText"/>
+        <w:bidi w:val="0"/>
+        <w:spacing w:lineRule="auto" w:line="276" w:before="0" w:after="283"/>
+        <w:jc w:val="both"/>
+        <w:rPr/>
+      </w:pPr>
+      <w:r>
+        <w:rPr>
+          <w:rStyle w:val="Strong"/>
+        </w:rPr>
+        <w:t>4. Calendario, Garantía y Presupuesto</w:t>
       </w:r>
     </w:p>
     <w:p>
@@ -689,21 +793,49 @@
         <w:rPr>
           <w:rStyle w:val="Strong"/>
         </w:rPr>
-        <w:t>Infraestructura Requerida:</w:t>
-      </w:r>
-      <w:r>
-        <w:rPr/>
-        <w:t xml:space="preserve"> Requiere la contratación de un Servidor Privado Virtual (VPS) y un Nombre de Dominio </w:t>
-      </w:r>
-      <w:r>
-        <w:rPr>
-          <w:rStyle w:val="SourceText"/>
-        </w:rPr>
-        <w:t>.mx</w:t>
-      </w:r>
-      <w:r>
-        <w:rPr/>
-        <w:t xml:space="preserve"> bajo la administración y costo de "EL CLIENTE" (los pagos a terceros aplican conforme al Contrato Marco). Incluye la retención del historial operativo en base de datos por un periodo de 5 años.</w:t>
+        <w:t>Plazo de Entrega y Despliegue:</w:t>
+      </w:r>
+      <w:r>
+        <w:rPr/>
+        <w:t xml:space="preserve"> Se establece un periodo de </w:t>
+      </w:r>
+      <w:r>
+        <w:rPr>
+          <w:rStyle w:val="Strong"/>
+        </w:rPr>
+        <w:t xml:space="preserve">1 mes y medio </w:t>
+      </w:r>
+      <w:r>
+        <w:rPr/>
+        <w:t>para el desarrollo, despliegue en servidor de producción e inicio del Periodo de Estabilizació</w:t>
+      </w:r>
+      <w:r>
+        <w:rPr/>
+        <w:t xml:space="preserve">n. </w:t>
+      </w:r>
+      <w:r>
+        <w:rPr/>
+        <w:t xml:space="preserve">La fecha de inicio es el </w:t>
+      </w:r>
+      <w:r>
+        <w:rPr>
+          <w:rStyle w:val="Strong"/>
+        </w:rPr>
+        <w:t>15 de Septiembre de 2026</w:t>
+      </w:r>
+      <w:r>
+        <w:rPr/>
+        <w:t xml:space="preserve"> y la fecha final proyectada es el </w:t>
+      </w:r>
+      <w:r>
+        <w:rPr>
+          <w:rStyle w:val="Strong"/>
+        </w:rPr>
+        <w:t>30 de Octubre de 2026</w:t>
+      </w:r>
+      <w:r>
+        <w:rPr/>
+        <w:t>, con la precisión de que la fecha de terminación podría ser antes.</w:t>
       </w:r>
     </w:p>
     <w:p>
@@ -725,11 +857,21 @@
         <w:rPr>
           <w:rStyle w:val="Strong"/>
         </w:rPr>
-        <w:t>Adaptabilidad de Pantallas:</w:t>
-      </w:r>
-      <w:r>
-        <w:rPr/>
-        <w:t xml:space="preserve"> Interfaces optimizadas y 100% responsivas para computadoras de escritorio (Portal de Recepción) y teléfonos móviles (Portal Médico), sujetas a las especificaciones de resolución (1280px a 4K) y restricciones tecnológicas (sin soporte a tabletas ni Apps/PWAs) definidas en la Cláusula Segunda del Contrato Marco.</w:t>
+        <w:t>Estabilización y Capacitación:</w:t>
+      </w:r>
+      <w:r>
+        <w:rPr/>
+        <w:t xml:space="preserve"> Un periodo de </w:t>
+      </w:r>
+      <w:r>
+        <w:rPr>
+          <w:rStyle w:val="Strong"/>
+        </w:rPr>
+        <w:t>10 días naturales</w:t>
+      </w:r>
+      <w:r>
+        <w:rPr/>
+        <w:t xml:space="preserve"> para el entrenamiento del personal de recepción y administración de LAESH en el uso diario de la plataforma, así como el acompañamiento técnico continuo durante el despliegue inicial.</w:t>
       </w:r>
     </w:p>
     <w:p>
@@ -751,26 +893,36 @@
         <w:rPr>
           <w:rStyle w:val="Strong"/>
         </w:rPr>
-        <w:t>Fuera de Alcance:</w:t>
-      </w:r>
-      <w:r>
-        <w:rPr/>
-        <w:t xml:space="preserve"> Envíos automatizados por aplicaciones de mensajería (WhatsApp/SMS) y módulo de punto de venta de caja (las exclusiones financieras, pasarelas de pago y obligaciones fiscales aplican conforme al Contrato Marco).</w:t>
-      </w:r>
-    </w:p>
-    <w:p>
-      <w:pPr>
-        <w:pStyle w:val="BodyText"/>
-        <w:bidi w:val="0"/>
-        <w:spacing w:lineRule="auto" w:line="276" w:before="0" w:after="283"/>
-        <w:jc w:val="both"/>
-        <w:rPr/>
-      </w:pPr>
-      <w:r>
-        <w:rPr>
-          <w:rStyle w:val="Strong"/>
-        </w:rPr>
-        <w:t>4. Calendario, Garantía y Presupuesto</w:t>
+        <w:t>Periodo de Garantía:</w:t>
+      </w:r>
+      <w:r>
+        <w:rPr/>
+        <w:t xml:space="preserve"> Un plazo de </w:t>
+      </w:r>
+      <w:r>
+        <w:rPr>
+          <w:b/>
+          <w:bCs/>
+        </w:rPr>
+        <w:t>1</w:t>
+      </w:r>
+      <w:r>
+        <w:rPr>
+          <w:rStyle w:val="Strong"/>
+          <w:b/>
+          <w:bCs/>
+        </w:rPr>
+        <w:t>0</w:t>
+      </w:r>
+      <w:r>
+        <w:rPr>
+          <w:rStyle w:val="Strong"/>
+        </w:rPr>
+        <w:t xml:space="preserve"> días naturales</w:t>
+      </w:r>
+      <w:r>
+        <w:rPr/>
+        <w:t xml:space="preserve"> para reportes y correcciones de defectos de programación, entrando en vigor inmediatamente tras la firma del Acta de Aceptación y una vez liquidado el saldo final del proyecto.</w:t>
       </w:r>
     </w:p>
     <w:p>
@@ -778,135 +930,7 @@
         <w:pStyle w:val="BodyText"/>
         <w:numPr>
           <w:ilvl w:val="0"/>
-          <w:numId w:val="4"/>
-        </w:numPr>
-        <w:tabs>
-          <w:tab w:val="clear" w:pos="1134"/>
-          <w:tab w:val="left" w:pos="709" w:leader="none"/>
-        </w:tabs>
-        <w:bidi w:val="0"/>
-        <w:ind w:hanging="283" w:start="709"/>
-        <w:rPr/>
-      </w:pPr>
-      <w:r>
-        <w:rPr>
-          <w:rStyle w:val="Strong"/>
-        </w:rPr>
-        <w:t>Plazo de Entrega y Despliegue:</w:t>
-      </w:r>
-      <w:r>
-        <w:rPr/>
-        <w:t xml:space="preserve"> Se establece un periodo de </w:t>
-      </w:r>
-      <w:r>
-        <w:rPr>
-          <w:rStyle w:val="Strong"/>
-        </w:rPr>
-        <w:t>1 mes y medio (45 días naturales)</w:t>
-      </w:r>
-      <w:r>
-        <w:rPr/>
-        <w:t xml:space="preserve"> para el desarrollo, despliegue en servidor de producción e inicio del Periodo de Estabilización. La fecha de inicio es el </w:t>
-      </w:r>
-      <w:r>
-        <w:rPr>
-          <w:rStyle w:val="Strong"/>
-        </w:rPr>
-        <w:t>15 de Septiembre de 2026</w:t>
-      </w:r>
-      <w:r>
-        <w:rPr/>
-        <w:t xml:space="preserve"> y la fecha final proyectada es el </w:t>
-      </w:r>
-      <w:r>
-        <w:rPr>
-          <w:rStyle w:val="Strong"/>
-        </w:rPr>
-        <w:t>30 de Octubre de 2026</w:t>
-      </w:r>
-      <w:r>
-        <w:rPr/>
-        <w:t>, con la precisión de que la fecha de terminación podría ser antes.</w:t>
-      </w:r>
-    </w:p>
-    <w:p>
-      <w:pPr>
-        <w:pStyle w:val="BodyText"/>
-        <w:numPr>
-          <w:ilvl w:val="0"/>
-          <w:numId w:val="4"/>
-        </w:numPr>
-        <w:tabs>
-          <w:tab w:val="clear" w:pos="1134"/>
-          <w:tab w:val="left" w:pos="709" w:leader="none"/>
-        </w:tabs>
-        <w:bidi w:val="0"/>
-        <w:ind w:hanging="283" w:start="709"/>
-        <w:rPr/>
-      </w:pPr>
-      <w:r>
-        <w:rPr>
-          <w:rStyle w:val="Strong"/>
-        </w:rPr>
-        <w:t>Estabilización y Capacitación:</w:t>
-      </w:r>
-      <w:r>
-        <w:rPr/>
-        <w:t xml:space="preserve"> Un periodo de </w:t>
-      </w:r>
-      <w:r>
-        <w:rPr>
-          <w:rStyle w:val="Strong"/>
-        </w:rPr>
-        <w:t>10 días naturales</w:t>
-      </w:r>
-      <w:r>
-        <w:rPr/>
-        <w:t xml:space="preserve"> para el entrenamiento del personal de recepción y administración de LAESH en el uso diario de la plataforma, así como el acompañamiento técnico continuo durante el despliegue inicial.</w:t>
-      </w:r>
-    </w:p>
-    <w:p>
-      <w:pPr>
-        <w:pStyle w:val="BodyText"/>
-        <w:numPr>
-          <w:ilvl w:val="0"/>
-          <w:numId w:val="4"/>
-        </w:numPr>
-        <w:tabs>
-          <w:tab w:val="clear" w:pos="1134"/>
-          <w:tab w:val="left" w:pos="709" w:leader="none"/>
-        </w:tabs>
-        <w:bidi w:val="0"/>
-        <w:ind w:hanging="283" w:start="709"/>
-        <w:rPr/>
-      </w:pPr>
-      <w:r>
-        <w:rPr>
-          <w:rStyle w:val="Strong"/>
-        </w:rPr>
-        <w:t>Periodo de Garantía:</w:t>
-      </w:r>
-      <w:r>
-        <w:rPr/>
-        <w:t xml:space="preserve"> Un plazo de </w:t>
-      </w:r>
-      <w:r>
-        <w:rPr>
-          <w:rStyle w:val="Strong"/>
-        </w:rPr>
-        <w:t>20 días naturales</w:t>
-      </w:r>
-      <w:r>
-        <w:rPr/>
-        <w:t xml:space="preserve"> para reportes y correcciones de defectos de programación, entrando en vigor inmediatamente tras la firma del Acta de Aceptación y una vez liquidado el saldo final del proyecto.</w:t>
-      </w:r>
-    </w:p>
-    <w:p>
-      <w:pPr>
-        <w:pStyle w:val="BodyText"/>
-        <w:numPr>
-          <w:ilvl w:val="0"/>
-          <w:numId w:val="4"/>
+          <w:numId w:val="3"/>
         </w:numPr>
         <w:tabs>
           <w:tab w:val="clear" w:pos="1134"/>
@@ -1311,7 +1335,7 @@
       <w:pgNumType w:fmt="decimal"/>
       <w:formProt w:val="false"/>
       <w:textDirection w:val="lrTb"/>
-      <w:docGrid w:type="default" w:linePitch="600" w:charSpace="38911"/>
+      <w:docGrid w:type="default" w:linePitch="600" w:charSpace="38706"/>
     </w:sectPr>
   </w:body>
 </w:document>
@@ -1322,120 +1346,122 @@
   <w:abstractNum w:abstractNumId="1">
     <w:lvl w:ilvl="0">
       <w:start w:val="1"/>
-      <w:numFmt w:val="none"/>
-      <w:suff w:val="nothing"/>
-      <w:lvlText w:val="%1"/>
-      <w:lvlJc w:val="start"/>
-      <w:pPr>
-        <w:tabs>
-          <w:tab w:val="num" w:pos="0"/>
-        </w:tabs>
-        <w:ind w:start="0" w:hanging="0"/>
-      </w:pPr>
+      <w:numFmt w:val="bullet"/>
+      <w:lvlText w:val=""/>
+      <w:lvlJc w:val="start"/>
+      <w:pPr>
+        <w:tabs>
+          <w:tab w:val="num" w:pos="709"/>
+        </w:tabs>
+        <w:ind w:start="709" w:hanging="283"/>
+      </w:pPr>
+      <w:rPr>
+        <w:rFonts w:ascii="Symbol" w:hAnsi="Symbol" w:cs="Symbol" w:hint="default"/>
+      </w:rPr>
     </w:lvl>
     <w:lvl w:ilvl="1">
       <w:start w:val="1"/>
-      <w:numFmt w:val="none"/>
-      <w:suff w:val="nothing"/>
-      <w:lvlText w:val="%2"/>
-      <w:lvlJc w:val="start"/>
-      <w:pPr>
-        <w:tabs>
-          <w:tab w:val="num" w:pos="0"/>
-        </w:tabs>
-        <w:ind w:start="0" w:hanging="0"/>
-      </w:pPr>
+      <w:numFmt w:val="decimal"/>
+      <w:lvlText w:val="%2."/>
+      <w:lvlJc w:val="start"/>
+      <w:pPr>
+        <w:tabs>
+          <w:tab w:val="num" w:pos="1418"/>
+        </w:tabs>
+        <w:ind w:start="1418" w:hanging="283"/>
+      </w:pPr>
+      <w:rPr/>
     </w:lvl>
     <w:lvl w:ilvl="2">
       <w:start w:val="1"/>
-      <w:numFmt w:val="none"/>
-      <w:suff w:val="nothing"/>
-      <w:lvlText w:val="%3"/>
-      <w:lvlJc w:val="start"/>
-      <w:pPr>
-        <w:tabs>
-          <w:tab w:val="num" w:pos="0"/>
-        </w:tabs>
-        <w:ind w:start="0" w:hanging="0"/>
-      </w:pPr>
+      <w:numFmt w:val="decimal"/>
+      <w:lvlText w:val="%3."/>
+      <w:lvlJc w:val="start"/>
+      <w:pPr>
+        <w:tabs>
+          <w:tab w:val="num" w:pos="2127"/>
+        </w:tabs>
+        <w:ind w:start="2127" w:hanging="283"/>
+      </w:pPr>
+      <w:rPr/>
     </w:lvl>
     <w:lvl w:ilvl="3">
       <w:start w:val="1"/>
-      <w:numFmt w:val="none"/>
-      <w:suff w:val="nothing"/>
-      <w:lvlText w:val="%4"/>
-      <w:lvlJc w:val="start"/>
-      <w:pPr>
-        <w:tabs>
-          <w:tab w:val="num" w:pos="0"/>
-        </w:tabs>
-        <w:ind w:start="0" w:hanging="0"/>
-      </w:pPr>
+      <w:numFmt w:val="decimal"/>
+      <w:lvlText w:val="%4."/>
+      <w:lvlJc w:val="start"/>
+      <w:pPr>
+        <w:tabs>
+          <w:tab w:val="num" w:pos="2836"/>
+        </w:tabs>
+        <w:ind w:start="2836" w:hanging="283"/>
+      </w:pPr>
+      <w:rPr/>
     </w:lvl>
     <w:lvl w:ilvl="4">
       <w:start w:val="1"/>
-      <w:numFmt w:val="none"/>
-      <w:suff w:val="nothing"/>
-      <w:lvlText w:val="%5"/>
-      <w:lvlJc w:val="start"/>
-      <w:pPr>
-        <w:tabs>
-          <w:tab w:val="num" w:pos="0"/>
-        </w:tabs>
-        <w:ind w:start="0" w:hanging="0"/>
-      </w:pPr>
+      <w:numFmt w:val="decimal"/>
+      <w:lvlText w:val="%5."/>
+      <w:lvlJc w:val="start"/>
+      <w:pPr>
+        <w:tabs>
+          <w:tab w:val="num" w:pos="3545"/>
+        </w:tabs>
+        <w:ind w:start="3545" w:hanging="283"/>
+      </w:pPr>
+      <w:rPr/>
     </w:lvl>
     <w:lvl w:ilvl="5">
       <w:start w:val="1"/>
-      <w:numFmt w:val="none"/>
-      <w:suff w:val="nothing"/>
-      <w:lvlText w:val="%6"/>
-      <w:lvlJc w:val="start"/>
-      <w:pPr>
-        <w:tabs>
-          <w:tab w:val="num" w:pos="0"/>
-        </w:tabs>
-        <w:ind w:start="0" w:hanging="0"/>
-      </w:pPr>
+      <w:numFmt w:val="decimal"/>
+      <w:lvlText w:val="%6."/>
+      <w:lvlJc w:val="start"/>
+      <w:pPr>
+        <w:tabs>
+          <w:tab w:val="num" w:pos="4254"/>
+        </w:tabs>
+        <w:ind w:start="4254" w:hanging="283"/>
+      </w:pPr>
+      <w:rPr/>
     </w:lvl>
     <w:lvl w:ilvl="6">
       <w:start w:val="1"/>
-      <w:numFmt w:val="none"/>
-      <w:suff w:val="nothing"/>
-      <w:lvlText w:val="%7"/>
-      <w:lvlJc w:val="start"/>
-      <w:pPr>
-        <w:tabs>
-          <w:tab w:val="num" w:pos="0"/>
-        </w:tabs>
-        <w:ind w:start="0" w:hanging="0"/>
-      </w:pPr>
+      <w:numFmt w:val="decimal"/>
+      <w:lvlText w:val="%7."/>
+      <w:lvlJc w:val="start"/>
+      <w:pPr>
+        <w:tabs>
+          <w:tab w:val="num" w:pos="4963"/>
+        </w:tabs>
+        <w:ind w:start="4963" w:hanging="283"/>
+      </w:pPr>
+      <w:rPr/>
     </w:lvl>
     <w:lvl w:ilvl="7">
       <w:start w:val="1"/>
-      <w:numFmt w:val="none"/>
-      <w:suff w:val="nothing"/>
-      <w:lvlText w:val="%8"/>
-      <w:lvlJc w:val="start"/>
-      <w:pPr>
-        <w:tabs>
-          <w:tab w:val="num" w:pos="0"/>
-        </w:tabs>
-        <w:ind w:start="0" w:hanging="0"/>
-      </w:pPr>
+      <w:numFmt w:val="decimal"/>
+      <w:lvlText w:val="%8."/>
+      <w:lvlJc w:val="start"/>
+      <w:pPr>
+        <w:tabs>
+          <w:tab w:val="num" w:pos="5672"/>
+        </w:tabs>
+        <w:ind w:start="5672" w:hanging="283"/>
+      </w:pPr>
+      <w:rPr/>
     </w:lvl>
     <w:lvl w:ilvl="8">
       <w:start w:val="1"/>
-      <w:numFmt w:val="none"/>
-      <w:suff w:val="nothing"/>
-      <w:lvlText w:val="%9"/>
-      <w:lvlJc w:val="start"/>
-      <w:pPr>
-        <w:tabs>
-          <w:tab w:val="num" w:pos="0"/>
-        </w:tabs>
-        <w:ind w:start="0" w:hanging="0"/>
-      </w:pPr>
+      <w:numFmt w:val="decimal"/>
+      <w:lvlText w:val="%9."/>
+      <w:lvlJc w:val="start"/>
+      <w:pPr>
+        <w:tabs>
+          <w:tab w:val="num" w:pos="6381"/>
+        </w:tabs>
+        <w:ind w:start="6381" w:hanging="283"/>
+      </w:pPr>
+      <w:rPr/>
     </w:lvl>
   </w:abstractNum>
   <w:abstractNum w:abstractNumId="2">
@@ -1456,8 +1482,8 @@
     </w:lvl>
     <w:lvl w:ilvl="1">
       <w:start w:val="1"/>
-      <w:numFmt w:val="decimal"/>
-      <w:lvlText w:val="%2."/>
+      <w:numFmt w:val="bullet"/>
+      <w:lvlText w:val=""/>
       <w:lvlJc w:val="start"/>
       <w:pPr>
         <w:tabs>
@@ -1465,12 +1491,14 @@
         </w:tabs>
         <w:ind w:start="1418" w:hanging="283"/>
       </w:pPr>
-      <w:rPr/>
+      <w:rPr>
+        <w:rFonts w:ascii="Symbol" w:hAnsi="Symbol" w:cs="Symbol" w:hint="default"/>
+      </w:rPr>
     </w:lvl>
     <w:lvl w:ilvl="2">
       <w:start w:val="1"/>
-      <w:numFmt w:val="decimal"/>
-      <w:lvlText w:val="%3."/>
+      <w:numFmt w:val="bullet"/>
+      <w:lvlText w:val=""/>
       <w:lvlJc w:val="start"/>
       <w:pPr>
         <w:tabs>
@@ -1478,12 +1506,14 @@
         </w:tabs>
         <w:ind w:start="2127" w:hanging="283"/>
       </w:pPr>
-      <w:rPr/>
+      <w:rPr>
+        <w:rFonts w:ascii="Symbol" w:hAnsi="Symbol" w:cs="Symbol" w:hint="default"/>
+      </w:rPr>
     </w:lvl>
     <w:lvl w:ilvl="3">
       <w:start w:val="1"/>
-      <w:numFmt w:val="decimal"/>
-      <w:lvlText w:val="%4."/>
+      <w:numFmt w:val="bullet"/>
+      <w:lvlText w:val=""/>
       <w:lvlJc w:val="start"/>
       <w:pPr>
         <w:tabs>
@@ -1491,12 +1521,14 @@
         </w:tabs>
         <w:ind w:start="2836" w:hanging="283"/>
       </w:pPr>
-      <w:rPr/>
+      <w:rPr>
+        <w:rFonts w:ascii="Symbol" w:hAnsi="Symbol" w:cs="Symbol" w:hint="default"/>
+      </w:rPr>
     </w:lvl>
     <w:lvl w:ilvl="4">
       <w:start w:val="1"/>
-      <w:numFmt w:val="decimal"/>
-      <w:lvlText w:val="%5."/>
+      <w:numFmt w:val="bullet"/>
+      <w:lvlText w:val=""/>
       <w:lvlJc w:val="start"/>
       <w:pPr>
         <w:tabs>
@@ -1504,12 +1536,14 @@
         </w:tabs>
         <w:ind w:start="3545" w:hanging="283"/>
       </w:pPr>
-      <w:rPr/>
+      <w:rPr>
+        <w:rFonts w:ascii="Symbol" w:hAnsi="Symbol" w:cs="Symbol" w:hint="default"/>
+      </w:rPr>
     </w:lvl>
     <w:lvl w:ilvl="5">
       <w:start w:val="1"/>
-      <w:numFmt w:val="decimal"/>
-      <w:lvlText w:val="%6."/>
+      <w:numFmt w:val="bullet"/>
+      <w:lvlText w:val=""/>
       <w:lvlJc w:val="start"/>
       <w:pPr>
         <w:tabs>
@@ -1517,12 +1551,14 @@
         </w:tabs>
         <w:ind w:start="4254" w:hanging="283"/>
       </w:pPr>
-      <w:rPr/>
+      <w:rPr>
+        <w:rFonts w:ascii="Symbol" w:hAnsi="Symbol" w:cs="Symbol" w:hint="default"/>
+      </w:rPr>
     </w:lvl>
     <w:lvl w:ilvl="6">
       <w:start w:val="1"/>
-      <w:numFmt w:val="decimal"/>
-      <w:lvlText w:val="%7."/>
+      <w:numFmt w:val="bullet"/>
+      <w:lvlText w:val=""/>
       <w:lvlJc w:val="start"/>
       <w:pPr>
         <w:tabs>
@@ -1530,12 +1566,14 @@
         </w:tabs>
         <w:ind w:start="4963" w:hanging="283"/>
       </w:pPr>
-      <w:rPr/>
+      <w:rPr>
+        <w:rFonts w:ascii="Symbol" w:hAnsi="Symbol" w:cs="Symbol" w:hint="default"/>
+      </w:rPr>
     </w:lvl>
     <w:lvl w:ilvl="7">
       <w:start w:val="1"/>
-      <w:numFmt w:val="decimal"/>
-      <w:lvlText w:val="%8."/>
+      <w:numFmt w:val="bullet"/>
+      <w:lvlText w:val=""/>
       <w:lvlJc w:val="start"/>
       <w:pPr>
         <w:tabs>
@@ -1543,12 +1581,14 @@
         </w:tabs>
         <w:ind w:start="5672" w:hanging="283"/>
       </w:pPr>
-      <w:rPr/>
+      <w:rPr>
+        <w:rFonts w:ascii="Symbol" w:hAnsi="Symbol" w:cs="Symbol" w:hint="default"/>
+      </w:rPr>
     </w:lvl>
     <w:lvl w:ilvl="8">
       <w:start w:val="1"/>
-      <w:numFmt w:val="decimal"/>
-      <w:lvlText w:val="%9."/>
+      <w:numFmt w:val="bullet"/>
+      <w:lvlText w:val=""/>
       <w:lvlJc w:val="start"/>
       <w:pPr>
         <w:tabs>
@@ -1556,7 +1596,9 @@
         </w:tabs>
         <w:ind w:start="6381" w:hanging="283"/>
       </w:pPr>
-      <w:rPr/>
+      <w:rPr>
+        <w:rFonts w:ascii="Symbol" w:hAnsi="Symbol" w:cs="Symbol" w:hint="default"/>
+      </w:rPr>
     </w:lvl>
   </w:abstractNum>
   <w:abstractNum w:abstractNumId="3">
@@ -1699,138 +1741,120 @@
   <w:abstractNum w:abstractNumId="4">
     <w:lvl w:ilvl="0">
       <w:start w:val="1"/>
-      <w:numFmt w:val="bullet"/>
-      <w:lvlText w:val=""/>
-      <w:lvlJc w:val="start"/>
-      <w:pPr>
-        <w:tabs>
-          <w:tab w:val="num" w:pos="709"/>
-        </w:tabs>
-        <w:ind w:start="709" w:hanging="283"/>
-      </w:pPr>
-      <w:rPr>
-        <w:rFonts w:ascii="Symbol" w:hAnsi="Symbol" w:cs="Symbol" w:hint="default"/>
-      </w:rPr>
+      <w:numFmt w:val="none"/>
+      <w:suff w:val="nothing"/>
+      <w:lvlText w:val=""/>
+      <w:lvlJc w:val="start"/>
+      <w:pPr>
+        <w:tabs>
+          <w:tab w:val="num" w:pos="0"/>
+        </w:tabs>
+        <w:ind w:start="0" w:hanging="0"/>
+      </w:pPr>
     </w:lvl>
     <w:lvl w:ilvl="1">
       <w:start w:val="1"/>
-      <w:numFmt w:val="bullet"/>
-      <w:lvlText w:val=""/>
-      <w:lvlJc w:val="start"/>
-      <w:pPr>
-        <w:tabs>
-          <w:tab w:val="num" w:pos="1418"/>
-        </w:tabs>
-        <w:ind w:start="1418" w:hanging="283"/>
-      </w:pPr>
-      <w:rPr>
-        <w:rFonts w:ascii="Symbol" w:hAnsi="Symbol" w:cs="Symbol" w:hint="default"/>
-      </w:rPr>
+      <w:numFmt w:val="none"/>
+      <w:suff w:val="nothing"/>
+      <w:lvlText w:val=""/>
+      <w:lvlJc w:val="start"/>
+      <w:pPr>
+        <w:tabs>
+          <w:tab w:val="num" w:pos="0"/>
+        </w:tabs>
+        <w:ind w:start="0" w:hanging="0"/>
+      </w:pPr>
     </w:lvl>
     <w:lvl w:ilvl="2">
       <w:start w:val="1"/>
-      <w:numFmt w:val="bullet"/>
-      <w:lvlText w:val=""/>
-      <w:lvlJc w:val="start"/>
-      <w:pPr>
-        <w:tabs>
-          <w:tab w:val="num" w:pos="2127"/>
-        </w:tabs>
-        <w:ind w:start="2127" w:hanging="283"/>
-      </w:pPr>
-      <w:rPr>
-        <w:rFonts w:ascii="Symbol" w:hAnsi="Symbol" w:cs="Symbol" w:hint="default"/>
-      </w:rPr>
+      <w:numFmt w:val="none"/>
+      <w:suff w:val="nothing"/>
+      <w:lvlText w:val=""/>
+      <w:lvlJc w:val="start"/>
+      <w:pPr>
+        <w:tabs>
+          <w:tab w:val="num" w:pos="0"/>
+        </w:tabs>
+        <w:ind w:start="0" w:hanging="0"/>
+      </w:pPr>
     </w:lvl>
     <w:lvl w:ilvl="3">
       <w:start w:val="1"/>
-      <w:numFmt w:val="bullet"/>
-      <w:lvlText w:val=""/>
-      <w:lvlJc w:val="start"/>
-      <w:pPr>
-        <w:tabs>
-          <w:tab w:val="num" w:pos="2836"/>
-        </w:tabs>
-        <w:ind w:start="2836" w:hanging="283"/>
-      </w:pPr>
-      <w:rPr>
-        <w:rFonts w:ascii="Symbol" w:hAnsi="Symbol" w:cs="Symbol" w:hint="default"/>
-      </w:rPr>
+      <w:numFmt w:val="none"/>
+      <w:suff w:val="nothing"/>
+      <w:lvlText w:val=""/>
+      <w:lvlJc w:val="start"/>
+      <w:pPr>
+        <w:tabs>
+          <w:tab w:val="num" w:pos="0"/>
+        </w:tabs>
+        <w:ind w:start="0" w:hanging="0"/>
+      </w:pPr>
     </w:lvl>
     <w:lvl w:ilvl="4">
       <w:start w:val="1"/>
-      <w:numFmt w:val="bullet"/>
-      <w:lvlText w:val=""/>
-      <w:lvlJc w:val="start"/>
-      <w:pPr>
-        <w:tabs>
-          <w:tab w:val="num" w:pos="3545"/>
-        </w:tabs>
-        <w:ind w:start="3545" w:hanging="283"/>
-      </w:pPr>
-      <w:rPr>
-        <w:rFonts w:ascii="Symbol" w:hAnsi="Symbol" w:cs="Symbol" w:hint="default"/>
-      </w:rPr>
+      <w:numFmt w:val="none"/>
+      <w:suff w:val="nothing"/>
+      <w:lvlText w:val=""/>
+      <w:lvlJc w:val="start"/>
+      <w:pPr>
+        <w:tabs>
+          <w:tab w:val="num" w:pos="0"/>
+        </w:tabs>
+        <w:ind w:start="0" w:hanging="0"/>
+      </w:pPr>
     </w:lvl>
     <w:lvl w:ilvl="5">
       <w:start w:val="1"/>
-      <w:numFmt w:val="bullet"/>
-      <w:lvlText w:val=""/>
-      <w:lvlJc w:val="start"/>
-      <w:pPr>
-        <w:tabs>
-          <w:tab w:val="num" w:pos="4254"/>
-        </w:tabs>
-        <w:ind w:start="4254" w:hanging="283"/>
-      </w:pPr>
-      <w:rPr>
-        <w:rFonts w:ascii="Symbol" w:hAnsi="Symbol" w:cs="Symbol" w:hint="default"/>
-      </w:rPr>
+      <w:numFmt w:val="none"/>
+      <w:suff w:val="nothing"/>
+      <w:lvlText w:val=""/>
+      <w:lvlJc w:val="start"/>
+      <w:pPr>
+        <w:tabs>
+          <w:tab w:val="num" w:pos="0"/>
+        </w:tabs>
+        <w:ind w:start="0" w:hanging="0"/>
+      </w:pPr>
     </w:lvl>
     <w:lvl w:ilvl="6">
       <w:start w:val="1"/>
-      <w:numFmt w:val="bullet"/>
-      <w:lvlText w:val=""/>
-      <w:lvlJc w:val="start"/>
-      <w:pPr>
-        <w:tabs>
-          <w:tab w:val="num" w:pos="4963"/>
-        </w:tabs>
-        <w:ind w:start="4963" w:hanging="283"/>
-      </w:pPr>
-      <w:rPr>
-        <w:rFonts w:ascii="Symbol" w:hAnsi="Symbol" w:cs="Symbol" w:hint="default"/>
-      </w:rPr>
+      <w:numFmt w:val="none"/>
+      <w:suff w:val="nothing"/>
+      <w:lvlText w:val=""/>
+      <w:lvlJc w:val="start"/>
+      <w:pPr>
+        <w:tabs>
+          <w:tab w:val="num" w:pos="0"/>
+        </w:tabs>
+        <w:ind w:start="0" w:hanging="0"/>
+      </w:pPr>
     </w:lvl>
     <w:lvl w:ilvl="7">
       <w:start w:val="1"/>
-      <w:numFmt w:val="bullet"/>
-      <w:lvlText w:val=""/>
-      <w:lvlJc w:val="start"/>
-      <w:pPr>
-        <w:tabs>
-          <w:tab w:val="num" w:pos="5672"/>
-        </w:tabs>
-        <w:ind w:start="5672" w:hanging="283"/>
-      </w:pPr>
-      <w:rPr>
-        <w:rFonts w:ascii="Symbol" w:hAnsi="Symbol" w:cs="Symbol" w:hint="default"/>
-      </w:rPr>
+      <w:numFmt w:val="none"/>
+      <w:suff w:val="nothing"/>
+      <w:lvlText w:val=""/>
+      <w:lvlJc w:val="start"/>
+      <w:pPr>
+        <w:tabs>
+          <w:tab w:val="num" w:pos="0"/>
+        </w:tabs>
+        <w:ind w:start="0" w:hanging="0"/>
+      </w:pPr>
     </w:lvl>
     <w:lvl w:ilvl="8">
       <w:start w:val="1"/>
-      <w:numFmt w:val="bullet"/>
-      <w:lvlText w:val=""/>
-      <w:lvlJc w:val="start"/>
-      <w:pPr>
-        <w:tabs>
-          <w:tab w:val="num" w:pos="6381"/>
-        </w:tabs>
-        <w:ind w:start="6381" w:hanging="283"/>
-      </w:pPr>
-      <w:rPr>
-        <w:rFonts w:ascii="Symbol" w:hAnsi="Symbol" w:cs="Symbol" w:hint="default"/>
-      </w:rPr>
+      <w:numFmt w:val="none"/>
+      <w:suff w:val="nothing"/>
+      <w:lvlText w:val=""/>
+      <w:lvlJc w:val="start"/>
+      <w:pPr>
+        <w:tabs>
+          <w:tab w:val="num" w:pos="0"/>
+        </w:tabs>
+        <w:ind w:start="0" w:hanging="0"/>
+      </w:pPr>
     </w:lvl>
   </w:abstractNum>
   <w:num w:numId="1">
@@ -1870,15 +1894,16 @@
     <w:qFormat/>
     <w:pPr>
       <w:widowControl w:val="false"/>
-      <w:kinsoku w:val="true"/>
-      <w:overflowPunct w:val="true"/>
-      <w:autoSpaceDE w:val="true"/>
+      <w:suppressAutoHyphens w:val="true"/>
+      <w:overflowPunct w:val="false"/>
       <w:bidi w:val="0"/>
-      <w:spacing w:lineRule="auto" w:line="360"/>
+      <w:spacing w:lineRule="auto" w:line="360" w:before="0" w:after="0"/>
+      <w:jc w:val="start"/>
     </w:pPr>
     <w:rPr>
       <w:rFonts w:ascii="Inter;Arial;sans-serif" w:hAnsi="Inter;Arial;sans-serif" w:eastAsia="Inter;Arial;sans-serif" w:cs="Inter;Arial;sans-serif"/>
       <w:color w:val="1A202C"/>
+      <w:kern w:val="0"/>
       <w:sz w:val="21"/>
       <w:szCs w:val="21"/>
       <w:lang w:val="en-US" w:eastAsia="zh-CN" w:bidi="hi-IN"/>
@@ -1984,8 +2009,8 @@
       <w:rFonts w:ascii="Liberation Mono" w:hAnsi="Liberation Mono" w:eastAsia="Noto Sans Mono CJK SC" w:cs="Liberation Mono"/>
     </w:rPr>
   </w:style>
-  <w:style w:type="character" w:styleId="Bullets">
-    <w:name w:val="Bullets"/>
+  <w:style w:type="character" w:styleId="Bulletsuser">
+    <w:name w:val="Bullets (user)"/>
     <w:qFormat/>
     <w:rPr>
       <w:rFonts w:ascii="OpenSymbol" w:hAnsi="OpenSymbol" w:eastAsia="OpenSymbol" w:cs="OpenSymbol"/>
@@ -2016,15 +2041,6 @@
       <w:effect w:val="none"/>
     </w:rPr>
   </w:style>
-  <w:style w:type="paragraph" w:styleId="BodyText">
-    <w:name w:val="Body Text"/>
-    <w:basedOn w:val="Normal"/>
-    <w:pPr>
-      <w:spacing w:lineRule="auto" w:line="276" w:before="0" w:after="283"/>
-      <w:jc w:val="both"/>
-    </w:pPr>
-    <w:rPr/>
-  </w:style>
   <w:style w:type="paragraph" w:styleId="Heading">
     <w:name w:val="Heading"/>
     <w:basedOn w:val="Normal"/>
@@ -2039,6 +2055,15 @@
       <w:sz w:val="28"/>
       <w:szCs w:val="28"/>
     </w:rPr>
+  </w:style>
+  <w:style w:type="paragraph" w:styleId="BodyText">
+    <w:name w:val="Body Text"/>
+    <w:basedOn w:val="Normal"/>
+    <w:pPr>
+      <w:spacing w:lineRule="auto" w:line="276" w:before="0" w:after="283"/>
+      <w:jc w:val="both"/>
+    </w:pPr>
+    <w:rPr/>
   </w:style>
   <w:style w:type="paragraph" w:styleId="List">
     <w:name w:val="List"/>
@@ -2075,8 +2100,8 @@
       <w:rFonts w:cs="Lohit Devanagari"/>
     </w:rPr>
   </w:style>
-  <w:style w:type="paragraph" w:styleId="BlockQuotation">
-    <w:name w:val="Block Quotation"/>
+  <w:style w:type="paragraph" w:styleId="BlockQuotationuser">
+    <w:name w:val="Block Quotation (user)"/>
     <w:basedOn w:val="Normal"/>
     <w:qFormat/>
     <w:pPr>
@@ -2141,37 +2166,37 @@
         <a:srgbClr val="000000"/>
       </a:dk1>
       <a:lt1>
-        <a:srgbClr val="ffffff"/>
+        <a:srgbClr val="FFFFFF"/>
       </a:lt1>
       <a:dk2>
         <a:srgbClr val="000000"/>
       </a:dk2>
       <a:lt2>
-        <a:srgbClr val="ffffff"/>
+        <a:srgbClr val="FFFFFF"/>
       </a:lt2>
       <a:accent1>
-        <a:srgbClr val="18a303"/>
+        <a:srgbClr val="18A303"/>
       </a:accent1>
       <a:accent2>
-        <a:srgbClr val="0369a3"/>
+        <a:srgbClr val="0369A3"/>
       </a:accent2>
       <a:accent3>
-        <a:srgbClr val="a33e03"/>
+        <a:srgbClr val="A33E03"/>
       </a:accent3>
       <a:accent4>
-        <a:srgbClr val="8e03a3"/>
+        <a:srgbClr val="8E03A3"/>
       </a:accent4>
       <a:accent5>
-        <a:srgbClr val="c99c00"/>
+        <a:srgbClr val="C99C00"/>
       </a:accent5>
       <a:accent6>
-        <a:srgbClr val="c9211e"/>
+        <a:srgbClr val="C9211E"/>
       </a:accent6>
       <a:hlink>
-        <a:srgbClr val="0000ee"/>
+        <a:srgbClr val="0000EE"/>
       </a:hlink>
       <a:folHlink>
-        <a:srgbClr val="551a8b"/>
+        <a:srgbClr val="551A8B"/>
       </a:folHlink>
     </a:clrScheme>
     <a:fontScheme name="Office">

--- a/portafolio-dev-2026/blocklabgd/v1.2/contrato/Anexo_A_Bloc_Digital_v4.docx
+++ b/portafolio-dev-2026/blocklabgd/v1.2/contrato/Anexo_A_Bloc_Digital_v4.docx
@@ -44,7 +44,73 @@
       </w:pPr>
       <w:r>
         <w:rPr/>
-        <w:t>Parte integrante del Contrato de Prestación de Servicios Profesionales.</w:t>
+        <w:t xml:space="preserve">En la Heroica Ciudad de Huajuapan de León, Oaxaca, a </w:t>
+      </w:r>
+      <w:r>
+        <w:rPr>
+          <w:rStyle w:val="Strong"/>
+        </w:rPr>
+        <w:t>25</w:t>
+      </w:r>
+      <w:r>
+        <w:rPr>
+          <w:rStyle w:val="Strong"/>
+        </w:rPr>
+        <w:t xml:space="preserve"> de Septiembre de 2026</w:t>
+      </w:r>
+      <w:r>
+        <w:rPr/>
+        <w:t xml:space="preserve">, se reúnen </w:t>
+      </w:r>
+      <w:r>
+        <w:rPr>
+          <w:rStyle w:val="Strong"/>
+        </w:rPr>
+        <w:t>CARLOS MARCELO BENAVIDES MARTÍNEZ</w:t>
+      </w:r>
+      <w:r>
+        <w:rPr/>
+        <w:t xml:space="preserve"> ("EL PRESTADOR") y </w:t>
+      </w:r>
+      <w:r>
+        <w:rPr>
+          <w:rStyle w:val="Strong"/>
+        </w:rPr>
+        <w:t>[NOMBRE O RAZÓN SOCIAL DEL CLIENTE]</w:t>
+      </w:r>
+      <w:r>
+        <w:rPr/>
+        <w:t xml:space="preserve">, representada por </w:t>
+      </w:r>
+      <w:r>
+        <w:rPr>
+          <w:rStyle w:val="Strong"/>
+        </w:rPr>
+        <w:t>[NOMBRE DEL REPRESENTANTE LEGAL]</w:t>
+      </w:r>
+      <w:r>
+        <w:rPr/>
+        <w:t xml:space="preserve"> ("EL CLIENTE"), para formalizar </w:t>
+      </w:r>
+      <w:r>
+        <w:rPr/>
+        <w:t>el inicio del proyecto.</w:t>
+      </w:r>
+    </w:p>
+    <w:p>
+      <w:pPr>
+        <w:pStyle w:val="HorizontalLine"/>
+        <w:suppressLineNumbers/>
+        <w:pBdr>
+          <w:bottom w:val="double" w:sz="2" w:space="0" w:color="808080"/>
+        </w:pBdr>
+        <w:bidi w:val="0"/>
+        <w:spacing w:before="0" w:after="283"/>
+        <w:jc w:val="start"/>
+        <w:rPr/>
+      </w:pPr>
+      <w:r>
+        <w:rPr/>
       </w:r>
     </w:p>
     <w:p>
@@ -56,10 +122,8 @@
         <w:rPr/>
       </w:pPr>
       <w:r>
-        <w:rPr>
-          <w:rStyle w:val="Strong"/>
-        </w:rPr>
-        <w:t>1. Descripción y Fases del Sistema</w:t>
+        <w:rPr/>
+        <w:t>Parte integrante del Contrato de Prestación de Servicios Profesionales.</w:t>
       </w:r>
     </w:p>
     <w:p>
@@ -71,18 +135,10 @@
         <w:rPr/>
       </w:pPr>
       <w:r>
-        <w:rPr/>
-        <w:t xml:space="preserve">"EL SISTEMA" es una aplicación web privada hospedada en </w:t>
-      </w:r>
-      <w:r>
-        <w:rPr>
-          <w:rStyle w:val="SourceText"/>
-        </w:rPr>
-        <w:t>laesh.mx</w:t>
-      </w:r>
-      <w:r>
-        <w:rPr/>
-        <w:t xml:space="preserve"> que digitaliza la emisión, seguimiento y entrega de solicitudes de estudio de laboratorio clínico, optimizando la operación diaria sin depender de redes sociales. </w:t>
+        <w:rPr>
+          <w:rStyle w:val="Strong"/>
+        </w:rPr>
+        <w:t>1. Descripción y Fases del Sistema</w:t>
       </w:r>
     </w:p>
     <w:p>
@@ -95,7 +151,17 @@
       </w:pPr>
       <w:r>
         <w:rPr/>
-        <w:t>El proyecto contempla las siguientes fases de desarrollo: Análisis, Diseño de Interfaces, Desarrollo, Pruebas Integrales, Despliegue en Servidor, Estabilización en Vivo, y Firma de Acta de Aceptación (los plazos correspondientes y los periodos de garantía se definen en la Sección 4).</w:t>
+        <w:t xml:space="preserve">"EL SISTEMA" es una aplicación web privada hospedada en </w:t>
+      </w:r>
+      <w:r>
+        <w:rPr>
+          <w:rStyle w:val="SourceText"/>
+        </w:rPr>
+        <w:t>laesh.mx</w:t>
+      </w:r>
+      <w:r>
+        <w:rPr/>
+        <w:t xml:space="preserve"> que digitaliza la emisión, seguimiento y entrega de solicitudes de estudio de laboratorio clínico, optimizando la operación diaria sin depender de redes sociales. </w:t>
       </w:r>
     </w:p>
     <w:p>
@@ -107,6 +173,19 @@
         <w:rPr/>
       </w:pPr>
       <w:r>
+        <w:rPr/>
+        <w:t>El proyecto contempla las siguientes fases de desarrollo: Análisis, Diseño de Interfaces, Desarrollo, Pruebas Integrales, Despliegue en Servidor, Estabilización en Vivo, y Firma de Acta de Aceptación (los plazos correspondientes y los periodos de garantía se definen en la Sección 4).</w:t>
+      </w:r>
+    </w:p>
+    <w:p>
+      <w:pPr>
+        <w:pStyle w:val="BodyText"/>
+        <w:bidi w:val="0"/>
+        <w:spacing w:lineRule="auto" w:line="276" w:before="0" w:after="283"/>
+        <w:jc w:val="both"/>
+        <w:rPr/>
+      </w:pPr>
+      <w:r>
         <w:rPr>
           <w:rStyle w:val="Strong"/>
         </w:rPr>
@@ -199,7 +278,7 @@
       </w:r>
       <w:r>
         <w:rPr/>
-        <w:t xml:space="preserve"> Pantalla especial para el Administrador que permite parametrizar hasta 6 valores generales del comportamiento del sistema (por ejemplo, el tiempo de caducidad/rotación automática de las solicitudes inactivas, configurado por defecto a 30 días).</w:t>
+        <w:t xml:space="preserve"> Pantalla especial para el Administrador que permite parametrizar valores generales del comportamiento del sistema (por ejemplo, el tiempo de caducidad/rotación automática de las solicitudes inactivas, configurado por defecto a 30 días).</w:t>
       </w:r>
     </w:p>
     <w:p>
@@ -283,17 +362,7 @@
       </w:r>
       <w:r>
         <w:rPr/>
-        <w:t xml:space="preserve"> recibe una burbuja de aviso ("globito") visual instantánea, acompañada de un </w:t>
-      </w:r>
-      <w:r>
-        <w:rPr>
-          <w:rStyle w:val="Strong"/>
-        </w:rPr>
-        <w:t>pitido de silbato exclusivo</w:t>
-      </w:r>
-      <w:r>
-        <w:rPr/>
-        <w:t xml:space="preserve"> y un enlace de acceso directo para consultar o descargar el archivo de la orden.</w:t>
+        <w:t xml:space="preserve"> recibe una burbuja de aviso ("globito") visual instantánea, y un enlace de acceso directo para consultar o descargar el archivo de la orden.</w:t>
       </w:r>
     </w:p>
     <w:p>
@@ -319,7 +388,7 @@
       </w:r>
       <w:r>
         <w:rPr/>
-        <w:t xml:space="preserve"> El personal de recepción podrá buscar y localizar pacientes por folio o nombre (mediante autocompletado con un mínimo de 5 caracteres de precisión) para actualizar su estado a </w:t>
+        <w:t xml:space="preserve"> El personal de recepción podrá buscar y localizar pacientes por folio o nombre (mediante autocompletado con un mínimo de 3 caracteres de precisión) para actualizar su estado a </w:t>
       </w:r>
       <w:r>
         <w:rPr>
@@ -357,7 +426,7 @@
       </w:r>
       <w:r>
         <w:rPr/>
-        <w:t xml:space="preserve"> Al concluir los estudios correspondientes, el personal de recepción carga el archivo de resultados clínicos en formato PDF en el sistema, lo cual cambia de manera automática el estado de la solicitud a </w:t>
+        <w:t xml:space="preserve"> Al concluir los estudios correspondientes (Parciales incremetal y total), el personal de recepción carga el archivo de resultados clínicos en formato PDF en el sistema, lo cual cambia de manera automática el estado de la solicitud a </w:t>
       </w:r>
       <w:r>
         <w:rPr>
@@ -389,7 +458,7 @@
         <w:rPr>
           <w:rStyle w:val="Strong"/>
         </w:rPr>
-        <w:t>Notificación al Médico (Silenciosa):</w:t>
+        <w:t>Notificación al Médico:</w:t>
       </w:r>
       <w:r>
         <w:rPr/>
@@ -547,7 +616,7 @@
         <w:rPr>
           <w:rStyle w:val="Strong"/>
         </w:rPr>
-        <w:t>Características Adicionales (Resultantes de Revisiones de Maqueta):</w:t>
+        <w:t>Características Adicionales (Resultantes de Revisiones de Maquetado):</w:t>
       </w:r>
     </w:p>
     <w:p>
@@ -570,7 +639,7 @@
         <w:rPr>
           <w:rStyle w:val="Strong"/>
         </w:rPr>
-        <w:t>Fuente Única de Catálogo (SSOT):</w:t>
+        <w:t>Fuente Única de Catálogos:</w:t>
       </w:r>
       <w:r>
         <w:rPr/>
@@ -601,7 +670,7 @@
       </w:r>
       <w:r>
         <w:rPr/>
-        <w:t xml:space="preserve"> En el formulario de Orden digital se tendrá la opción de búsqueda de estudio con input-text de autocompletado. </w:t>
+        <w:t xml:space="preserve"> En el formulario de Orden digital se tendrá la opción de búsqueda de estudio con input-text de autocompletado y  tambien para el SitioWeb. </w:t>
       </w:r>
     </w:p>
     <w:p>
@@ -730,7 +799,7 @@
       </w:r>
       <w:r>
         <w:rPr/>
-        <w:t xml:space="preserve"> Interfaces optimizadas y 100% responsivas para computadoras de escritorio (Portal de Recepción) y teléfonos móviles (Portal Médico), sujetas a las especificaciones de resolución (1280px a 4K) y restricciones tecnológicas (sin soporte a tabletas ni Apps/PWAs) definidas en la Cláusula Segunda del Contrato Marco.</w:t>
+        <w:t xml:space="preserve"> Interfaces optimizadas y 100% responsivas para computadoras de escritorio (Sitio Web, Portal de Recepción, Portal Médico, Portal gestión de contenidos) y para teléfonos móviles y tabletas (Portal Médico y Sitio Web).</w:t>
       </w:r>
     </w:p>
     <w:p>
@@ -807,15 +876,7 @@
       </w:r>
       <w:r>
         <w:rPr/>
-        <w:t>para el desarrollo, despliegue en servidor de producción e inicio del Periodo de Estabilizació</w:t>
-      </w:r>
-      <w:r>
-        <w:rPr/>
-        <w:t xml:space="preserve">n. </w:t>
-      </w:r>
-      <w:r>
-        <w:rPr/>
-        <w:t xml:space="preserve">La fecha de inicio es el </w:t>
+        <w:t xml:space="preserve">para el desarrollo, despliegue en servidor de producción e inicio del Periodo de Estabilización. La fecha de inicio es el </w:t>
       </w:r>
       <w:r>
         <w:rPr>
@@ -857,7 +918,7 @@
         <w:rPr>
           <w:rStyle w:val="Strong"/>
         </w:rPr>
-        <w:t>Estabilización y Capacitación:</w:t>
+        <w:t>Estabilización:</w:t>
       </w:r>
       <w:r>
         <w:rPr/>
@@ -948,7 +1009,7 @@
       </w:r>
       <w:r>
         <w:rPr/>
-        <w:t xml:space="preserve"> El costo base del desarrollo es de $33,000.00 MXN, sumado al importe de $3,000.00 MXN (Netos) correspondientes a las 3 características adicionales solicitadas en revisiones de maqueta, lo que da un total del proyecto de </w:t>
+        <w:t xml:space="preserve"> El costo base del desarrollo es de $33,000.00 MXN, sumado al importe de $3,000.00 MXN (Netos) correspondientes a las características adicionales solicitadas en revisiones de maqueta, lo que da un total del proyecto de </w:t>
       </w:r>
       <w:r>
         <w:rPr>
@@ -1328,6 +1389,54 @@
         <w:t xml:space="preserve"> [NOMBRE DEL REPRESENTANTE LEGAL]</w:t>
       </w:r>
     </w:p>
+    <w:p>
+      <w:pPr>
+        <w:pStyle w:val="BodyText"/>
+        <w:bidi w:val="0"/>
+        <w:spacing w:lineRule="auto" w:line="276" w:before="0" w:after="283"/>
+        <w:jc w:val="both"/>
+        <w:rPr/>
+      </w:pPr>
+      <w:r>
+        <w:rPr/>
+      </w:r>
+    </w:p>
+    <w:p>
+      <w:pPr>
+        <w:pStyle w:val="BodyText"/>
+        <w:bidi w:val="0"/>
+        <w:spacing w:lineRule="auto" w:line="276" w:before="0" w:after="283"/>
+        <w:jc w:val="both"/>
+        <w:rPr/>
+      </w:pPr>
+      <w:r>
+        <w:rPr/>
+      </w:r>
+    </w:p>
+    <w:p>
+      <w:pPr>
+        <w:pStyle w:val="BodyText"/>
+        <w:bidi w:val="0"/>
+        <w:spacing w:lineRule="auto" w:line="276" w:before="0" w:after="283"/>
+        <w:jc w:val="both"/>
+        <w:rPr/>
+      </w:pPr>
+      <w:r>
+        <w:rPr/>
+      </w:r>
+    </w:p>
+    <w:p>
+      <w:pPr>
+        <w:pStyle w:val="BodyText"/>
+        <w:bidi w:val="0"/>
+        <w:spacing w:lineRule="auto" w:line="276" w:before="0" w:after="283"/>
+        <w:jc w:val="both"/>
+        <w:rPr/>
+      </w:pPr>
+      <w:r>
+        <w:rPr/>
+      </w:r>
+    </w:p>
     <w:sectPr>
       <w:type w:val="nextPage"/>
       <w:pgSz w:w="12240" w:h="15840"/>
@@ -1335,7 +1444,7 @@
       <w:pgNumType w:fmt="decimal"/>
       <w:formProt w:val="false"/>
       <w:textDirection w:val="lrTb"/>
-      <w:docGrid w:type="default" w:linePitch="600" w:charSpace="38706"/>
+      <w:docGrid w:type="default" w:linePitch="600" w:charSpace="38502"/>
     </w:sectPr>
   </w:body>
 </w:document>
